--- a/assets/templates/memo-7x-timebar-secgen.docx
+++ b/assets/templates/memo-7x-timebar-secgen.docx
@@ -3,304 +3,8 @@
 <w:document xmlns:wpc="http://schemas.microsoft.com/office/word/2010/wordprocessingCanvas" xmlns:mo="http://schemas.microsoft.com/office/mac/office/2008/main" xmlns:mc="http://schemas.openxmlformats.org/markup-compatibility/2006" xmlns:mv="urn:schemas-microsoft-com:mac:vml" xmlns:o="urn:schemas-microsoft-com:office:office" xmlns:r="http://schemas.openxmlformats.org/officeDocument/2006/relationships" xmlns:m="http://schemas.openxmlformats.org/officeDocument/2006/math" xmlns:v="urn:schemas-microsoft-com:vml" xmlns:wp14="http://schemas.microsoft.com/office/word/2010/wordprocessingDrawing" xmlns:wp="http://schemas.openxmlformats.org/drawingml/2006/wordprocessingDrawing" xmlns:w10="urn:schemas-microsoft-com:office:word" xmlns:w="http://schemas.openxmlformats.org/wordprocessingml/2006/main" xmlns:w14="http://schemas.microsoft.com/office/word/2010/wordml" xmlns:wpg="http://schemas.microsoft.com/office/word/2010/wordprocessingGroup" xmlns:wpi="http://schemas.microsoft.com/office/word/2010/wordprocessingInk" xmlns:wne="http://schemas.microsoft.com/office/word/2006/wordml" xmlns:wps="http://schemas.microsoft.com/office/word/2010/wordprocessingShape" mc:Ignorable="w14 wp14">
   <w:body>
     <w:p>
-      <w:pPr>
-        <w:jc w:val="center"/>
-      </w:pPr>
       <w:r>
-        <w:t>สำเนาคู่ฉบับ</w:t>
-      </w:r>
-    </w:p>
-    <w:p>
-      <w:pPr>
-        <w:jc w:val="left"/>
-      </w:pPr>
-    </w:p>
-    <w:p>
-      <w:pPr>
-        <w:jc w:val="left"/>
-      </w:pPr>
-    </w:p>
-    <w:p>
-      <w:pPr>
-        <w:jc w:val="center"/>
-      </w:pPr>
-      <w:r>
-        <w:t>บันทึกข้อความ</w:t>
-      </w:r>
-    </w:p>
-    <w:p>
-      <w:pPr>
-        <w:jc w:val="left"/>
-      </w:pPr>
-      <w:r>
-        <w:t>ส่วนราชการ  กองบริหารคดี                             โทร. 4318 (ปุระเชษฐ์ฯ)</w:t>
-      </w:r>
-    </w:p>
-    <w:p>
-      <w:pPr>
-        <w:jc w:val="left"/>
-      </w:pPr>
-    </w:p>
-    <w:p>
-      <w:pPr>
-        <w:jc w:val="left"/>
-      </w:pPr>
-      <w:r>
-        <w:t>ที่  ปป 0004/ เลขที่หนังสือ (ปป 0004/)</w:t>
-      </w:r>
-    </w:p>
-    <w:p>
-      <w:pPr>
-        <w:jc w:val="left"/>
-      </w:pPr>
-      <w:r>
-        <w:t>วันที่ …………………… สิงหาคม 2569</w:t>
-      </w:r>
-    </w:p>
-    <w:p>
-      <w:pPr>
-        <w:jc w:val="left"/>
-      </w:pPr>
-    </w:p>
-    <w:p>
-      <w:pPr>
-        <w:jc w:val="left"/>
-      </w:pPr>
-      <w:r>
-        <w:t>เรื่อง   ขอให้พิจารณาดำเนินการตามอำนาจหน้าที่</w:t>
-      </w:r>
-    </w:p>
-    <w:p>
-      <w:pPr>
-        <w:jc w:val="left"/>
-      </w:pPr>
-    </w:p>
-    <w:p>
-      <w:pPr>
-        <w:jc w:val="left"/>
-      </w:pPr>
-      <w:r>
-        <w:t>เรียน เลขาธิการคณะกรรมการ ป.ป.ท.</w:t>
-      </w:r>
-    </w:p>
-    <w:p>
-      <w:pPr>
-        <w:jc w:val="left"/>
-      </w:pPr>
-    </w:p>
-    <w:p>
-      <w:pPr>
-        <w:jc w:val="left"/>
-      </w:pPr>
-    </w:p>
-    <w:p>
-      <w:pPr>
-        <w:jc w:val="center"/>
-      </w:pPr>
-      <w:r>
-        <w:t>ตามที่คณะกรรมการ ป.ป.ท. ได้มีมติในคราวประชุมคณะกรรมการ ป.ป.ท. ครั้งที่ 21/2567</w:t>
-      </w:r>
-    </w:p>
-    <w:p>
-      <w:pPr>
-        <w:jc w:val="left"/>
-      </w:pPr>
-      <w:r>
-        <w:t>เมื่อวันที่ 18 เมษายน 2567 วาระที่ 6.1 มีมติมอบหมายให้ฝ่ายเลขานุการฯ ทำหนังสือแจ้งเรื่องที่ขาดอายุความ</w:t>
-      </w:r>
-    </w:p>
-    <w:p>
-      <w:pPr>
-        <w:jc w:val="left"/>
-      </w:pPr>
-      <w:r>
-        <w:t>ทั้งขาดอายุความทั้งเรื่อง บางข้อหา บางกรรม บางคน ให้เลขาธิการคณะกรรมการ ป.ป.ท. ในฐานะหัวหน้าหน่วยงาน</w:t>
-      </w:r>
-    </w:p>
-    <w:p>
-      <w:pPr>
-        <w:jc w:val="left"/>
-      </w:pPr>
-      <w:r>
-        <w:t>ทราบ และดำเนินการในส่วนที่เกี่ยวข้องตามอำนาจหน้าที่ต่อไป โดยให้เริ่มตั้งแต่เรื่องที่มีการประชุมตั้งแต่</w:t>
-      </w:r>
-    </w:p>
-    <w:p>
-      <w:pPr>
-        <w:jc w:val="left"/>
-      </w:pPr>
-      <w:r>
-        <w:t>เดือนเมษายน ๒๕๖๗ เป็นต้นไป นั้น</w:t>
-      </w:r>
-    </w:p>
-    <w:p>
-      <w:pPr>
-        <w:jc w:val="left"/>
-      </w:pPr>
-    </w:p>
-    <w:p>
-      <w:pPr>
-        <w:jc w:val="left"/>
-      </w:pPr>
-    </w:p>
-    <w:p>
-      <w:pPr>
-        <w:jc w:val="center"/>
-      </w:pPr>
-      <w:r>
-        <w:t>ในการประชุมคณะกรรมการ ป.ป.ท. ครั้งที่ 61/๒๕๖9 เมื่อวันที่ 19 สิงหาคม ๒๕๖9</w:t>
-      </w:r>
-    </w:p>
-    <w:p>
-      <w:pPr>
-        <w:jc w:val="left"/>
-      </w:pPr>
-      <w:r>
-        <w:t>ได้พิจารณาวาระที่ 5.5 เรื่องที่ 111674/2569 ซึ่งเป็นสำนวนคดีของสำนักงานป้องกันและปราบปรามการทุจริต</w:t>
-      </w:r>
-    </w:p>
-    <w:p>
-      <w:pPr>
-        <w:jc w:val="left"/>
-      </w:pPr>
-      <w:r>
-        <w:t>ในภาครัฐ เขต 6 มีรายละเอียดโดยย่อ ดังนี้</w:t>
-      </w:r>
-    </w:p>
-    <w:p>
-      <w:pPr>
-        <w:jc w:val="left"/>
-      </w:pPr>
-    </w:p>
-    <w:p>
-      <w:pPr>
-        <w:jc w:val="left"/>
-      </w:pPr>
-    </w:p>
-    <w:p>
-      <w:pPr>
-        <w:jc w:val="left"/>
-      </w:pPr>
-      <w:r>
-        <w:t>เรื่องที่ 111674/2569</w:t>
-      </w:r>
-    </w:p>
-    <w:p>
-      <w:pPr>
-        <w:jc w:val="left"/>
-      </w:pPr>
-    </w:p>
-    <w:p>
-      <w:pPr>
-        <w:jc w:val="left"/>
-      </w:pPr>
-      <w:r>
-        <w:t>ผู้ถูกกล่าวหาหรือร้องเรียน</w:t>
-      </w:r>
-    </w:p>
-    <w:p>
-      <w:pPr>
-        <w:jc w:val="left"/>
-      </w:pPr>
-    </w:p>
-    <w:p>
-      <w:pPr>
-        <w:jc w:val="center"/>
-      </w:pPr>
-      <w:r>
-        <w:t>1. นางมณฑา อยู่นิ่ม เลขประจำตัวประชาชน 3 6599 00291 65 3 ขณะเกิดเหตุ</w:t>
-      </w:r>
-    </w:p>
-    <w:p>
-      <w:pPr>
-        <w:jc w:val="left"/>
-      </w:pPr>
-      <w:r>
-        <w:t>เป็นพนักงานมหาวิทยาลัย ตำแหน่ง นักวิชาการพัสดุชำนาญการ ประเภทเชี่ยวชาญเฉพาะ สังกัด สำนักงาน</w:t>
-      </w:r>
-    </w:p>
-    <w:p>
-      <w:pPr>
-        <w:jc w:val="left"/>
-      </w:pPr>
-      <w:r>
-        <w:t>เลขานุการ คณะมนุษยศาสตร์ มหาวิทยาลัยนเรศวร ผู้ถูกกล่าวหาที่ 1</w:t>
-      </w:r>
-    </w:p>
-    <w:p>
-      <w:pPr>
-        <w:jc w:val="left"/>
-      </w:pPr>
-    </w:p>
-    <w:p>
-      <w:pPr>
-        <w:jc w:val="center"/>
-      </w:pPr>
-      <w:r>
-        <w:t xml:space="preserve"> สถานะปัจจุบัน ผู้ถูกกล่าวหาที่ 1 ถูกลงโทษไล่ออกจากราชการ ตามคำสั่งมหาวิทยาลัย</w:t>
-      </w:r>
-    </w:p>
-    <w:p>
-      <w:pPr>
-        <w:jc w:val="left"/>
-      </w:pPr>
-      <w:r>
-        <w:t>นเรศวร ที่ 6827/2561 ลงวันที่ 15 พฤศจิกายน 2561</w:t>
-      </w:r>
-    </w:p>
-    <w:p>
-      <w:pPr>
-        <w:jc w:val="left"/>
-      </w:pPr>
-    </w:p>
-    <w:p>
-      <w:pPr>
-        <w:jc w:val="center"/>
-      </w:pPr>
-      <w:r>
-        <w:t>2. นายจารึก อยู่นิ่ม เลขประจำตัวประชาชน 3 6599 00726 65 0 ขณะเกิดเหตุ</w:t>
-      </w:r>
-    </w:p>
-    <w:p>
-      <w:pPr>
-        <w:jc w:val="left"/>
-      </w:pPr>
-      <w:r>
-        <w:t>ไม่มีสถานะเป็นเจ้าพนักงานและเจ้าหน้าที่ของรัฐ ผู้ถูกกล่าวหาที่ 2</w:t>
-      </w:r>
-    </w:p>
-    <w:p>
-      <w:pPr>
-        <w:jc w:val="left"/>
-      </w:pPr>
-    </w:p>
-    <w:p>
-      <w:pPr>
-        <w:jc w:val="center"/>
-      </w:pPr>
-      <w:r>
-        <w:t>3. นางนิภา สิงห์พุฒ หรือ หยวนแหยม เลขประจำตัวประชาชน 3 6501 01342 26 7</w:t>
-      </w:r>
-    </w:p>
-    <w:p>
-      <w:pPr>
-        <w:jc w:val="left"/>
-      </w:pPr>
-      <w:r>
-        <w:t>ขณะเกิดเหตุไม่มีสถานะเป็นเจ้าพนักงานและเจ้าหน้าที่ของรัฐ ผู้ถูกกล่าวหาที่ 3</w:t>
-      </w:r>
-    </w:p>
-    <w:p>
-      <w:pPr>
-        <w:jc w:val="left"/>
-      </w:pPr>
-    </w:p>
-    <w:p>
-      <w:pPr>
-        <w:jc w:val="left"/>
-      </w:pPr>
-      <w:r>
-        <w:t>พฤติการณ์ในคดี</w:t>
+        <w:t>ร่าง — แม่แบบนี้ยังไม่ผ่านการตรวจถ้อยคำโดยฝ่ายเลขานุการ กก.ป.ป.ท. ห้ามใช้อ้างอิงทางราชการ</w:t>
       </w:r>
     </w:p>
     <w:p>
@@ -308,1777 +12,108 @@
         <w:jc w:val="center"/>
       </w:pPr>
       <w:r>
-        <w:t>เมื่อวันที่ 27 กุมภาพันธ์ ๒๕๖๐ คณะมนุษยศาสตร์ ได้รับแจ้งจากห้างหุ้นส่วนจำกัด</w:t>
+        <w:rPr>
+          <w:b/>
+        </w:rPr>
+        <w:t>บันทึกข้อความ</w:t>
       </w:r>
     </w:p>
     <w:p>
-      <w:pPr>
-        <w:jc w:val="left"/>
-      </w:pPr>
+      <w:r>
+        <w:t>ส่วนราชการ  กองบริหารคดี   โทร. 4318 (ปุระเชษฐ์ฯ)</w:t>
+      </w:r>
     </w:p>
+    <w:p/>
     <w:p>
-      <w:pPr>
-        <w:jc w:val="left"/>
-      </w:pPr>
+      <w:r>
+        <w:t>ที่  ปป 0004/ {doc_ref_no} วันที่ {doc_date}</w:t>
+      </w:r>
     </w:p>
+    <w:p/>
     <w:p>
-      <w:pPr>
-        <w:jc w:val="left"/>
-      </w:pPr>
       <w:r>
-        <w:t>วิทยาคาร โอ.เอ. มีหนังสือขอให้คณะมนุษยศาสตร์ตรวจสอบยอดบัญชีค้างชำระ ปีงบประมาณ พ.ศ. 2558</w:t>
+        <w:t>เรื่อง   ขอให้พิจารณาดำเนินการตามอำนาจหน้าที่</w:t>
+      </w:r>
+    </w:p>
+    <w:p/>
+    <w:p>
+      <w:r>
+        <w:t>เรียน   เลขาธิการคณะกรรมการ ป.ป.ท.</w:t>
+      </w:r>
+    </w:p>
+    <w:p/>
+    <w:p>
+      <w:r>
+        <w:t>ตามที่คณะกรรมการ ป.ป.ท. ได้มีมติในคราวประชุมคณะกรรมการ ป.ป.ท. ครั้งที่ {prior_meeting_no} เมื่อวันที่ {prior_meeting_date} วาระที่ 6.1 มีมติมอบหมายให้ฝ่ายเลขานุการฯ ทำหนังสือแจ้งเรื่องที่ขาดอายุความ ทั้งขาดอายุความทั้งเรื่อง บางข้อหา บางกรรม บางคน ให้เลขาธิการคณะกรรมการ ป.ป.ท. ในฐานะหัวหน้าหน่วยงานทราบ และดำเนินการในส่วนที่เกี่ยวข้องตามอำนาจหน้าที่ต่อไป โดยให้เริ่มตั้งแต่เรื่องที่มีการประชุมตั้งแต่เดือนเมษายน ๒๕๖๗ เป็นต้นไป นั้น</w:t>
+      </w:r>
+    </w:p>
+    <w:p/>
+    <w:p>
+      <w:r>
+        <w:t>ในการประชุมคณะกรรมการ ป.ป.ท. ครั้งที่ {meeting_no} เมื่อวันที่ {meeting_date} ได้พิจารณาวาระที่ {agenda_item} เรื่องที่ {case_no} ซึ่งเป็นสำนวนคดีของสำนักงานป้องกันและปราบปรามการทุจริตในภาครัฐ เขต {pacc_region} มีรายละเอียดโดยย่อ ดังนี้</w:t>
+      </w:r>
+    </w:p>
+    <w:p/>
+    <w:p>
+      <w:r>
+        <w:t>ผู้ถูกกล่าวหาหรือร้องเรียน</w:t>
       </w:r>
     </w:p>
     <w:p>
-      <w:pPr>
-        <w:jc w:val="left"/>
-      </w:pPr>
       <w:r>
-        <w:t>จำนวน 91,142 บาท โดยทางคณะมนุษยศาสตร์ได้ตรวจสอบแล้วพบว่า ยอดค้างชำระดังกล่าว</w:t>
+        <w:t>{accused_summary}</w:t>
+      </w:r>
+    </w:p>
+    <w:p/>
+    <w:p>
+      <w:r>
+        <w:t>พฤติการณ์ในคดี</w:t>
       </w:r>
     </w:p>
     <w:p>
-      <w:pPr>
-        <w:jc w:val="left"/>
-      </w:pPr>
       <w:r>
-        <w:t>มีการดำเนินการเบิกจ่ายเรียบร้อยแล้วตามระเบียบราชการ โดย นางมณฑา อยู่นิ่ม พนักงานมหาวิทยาลัย</w:t>
+        <w:t>{case_facts}</w:t>
+      </w:r>
+    </w:p>
+    <w:p/>
+    <w:p>
+      <w:r>
+        <w:t>มติคณะกรรมการ ป.ป.ท.</w:t>
       </w:r>
     </w:p>
     <w:p>
-      <w:pPr>
-        <w:jc w:val="left"/>
-      </w:pPr>
       <w:r>
-        <w:t>ตำแหน่ง นักวิชาการพัสดุระดับชำนาญการ สังกัด คณะมนุษยศาสตร์ เป็นผู้เบิกจ่ายเงินจำนวน ๙๑,๑๔๒ บาท</w:t>
+        <w:t>{resolution_summary}</w:t>
       </w:r>
     </w:p>
+    <w:p/>
     <w:p>
-      <w:pPr>
-        <w:jc w:val="left"/>
-      </w:pPr>
       <w:r>
-        <w:t>จากสถานพัฒนาการเรียนรู้ภาษาเมียนมา และจากการสอบถาม นางมฑา อยู่นิ่ม ได้ให้การรับสารภาพว่า</w:t>
+        <w:t>จากการพิจารณาปรากฏว่า การกระทำของผู้ถูกกล่าวหาบางกรรมและบางฐานความผิดขาดอายุความ อันเป็นเหตุให้ไม่สามารถดำเนินคดีกับผู้ถูกกล่าวหาในฐานความผิดตาม{lapsed_offences} รายละเอียดปรากฏตามมติคณะกรรมการ ป.ป.ท. ที่แนบ</w:t>
       </w:r>
     </w:p>
+    <w:p/>
     <w:p>
-      <w:pPr>
-        <w:jc w:val="left"/>
-      </w:pPr>
       <w:r>
-        <w:t>ตนนำเงินที่เบิกจ่ายจำนวนดังกล่าวไปใช้จ่ายส่วนตัว ไม่ได้นำไปจ่ายให้กับทางร้านค้า ซึ่งในเบื้องต้น นางมณทา</w:t>
+        <w:t>ซึ่งกรณีดังกล่าว เป็นสำนวนที่อยู่ในความรับผิดชอบของ {case_officer_name} {case_officer_position} สำนักงานป้องกันและปราบปรามการทุจริตในภาครัฐ เขต {pacc_region} ดังนั้น เพื่อให้เป็นไปตามมติการประชุมคณะกรรมการ ป.ป.ท. ครั้งที่ {prior_meeting_no} เมื่อวันที่ {prior_meeting_date} วาระที่ 6.1 ฝ่ายเลขานุการการประชุมคณะกรรมการ ป.ป.ท. จึงขออนุญาตส่งเรื่องดังกล่าวให้สำนักงานฯ ดำเนินการต่อไป</w:t>
       </w:r>
     </w:p>
+    <w:p/>
     <w:p>
-      <w:pPr>
-        <w:jc w:val="left"/>
-      </w:pPr>
       <w:r>
-        <w:t>อยู่นิ่ม แจ้งคณะมนุษยศาสตร์ ขอรับผิดชอบในสิ่งที่ตนได้กระทำ โดยขอชดใช้เงินจำนวน ๙๑,๑๔๒ บาท</w:t>
+        <w:t>จึงเรียนมาเพื่อโปรดพิจารณา</w:t>
       </w:r>
     </w:p>
-    <w:p>
-      <w:pPr>
-        <w:jc w:val="left"/>
-      </w:pPr>
-      <w:r>
-        <w:t>(เก้าหมื่นหนึ่งพันหนึ่งร้อยสี่สิบสองบาทถ้วน) และขอลาออกจากราชการ เนื่องจากพฤติกรรมของ นางมณฑา อยู่นิ่ม</w:t>
-      </w:r>
-    </w:p>
-    <w:p>
-      <w:pPr>
-        <w:jc w:val="left"/>
-      </w:pPr>
-      <w:r>
-        <w:t>มีมูลเป็นความผิดวินัยฐานปฏิบัติหน้าที่ราชการโดยมิชอบ เพื่อให้ตนเองได้รับประโยชน์ที่มิควรได้</w:t>
-      </w:r>
-    </w:p>
-    <w:p>
-      <w:pPr>
-        <w:jc w:val="left"/>
-      </w:pPr>
-      <w:r>
-        <w:t>เป็นการทุจริตต่อหน้าที่ราชการ และเป็นความผิดวินัยอย่างร้ายแรง ตามมาตรา ๓๙ วรรคสาม แห่งพระราชบัญญัติ</w:t>
-      </w:r>
-    </w:p>
-    <w:p>
-      <w:pPr>
-        <w:jc w:val="left"/>
-      </w:pPr>
-      <w:r>
-        <w:t>ระเบียบข้าราชการพลเรือนในสถาบันอุดมศึกษา พ.ศ. ๒๕๔๗</w:t>
-      </w:r>
-    </w:p>
-    <w:p>
-      <w:pPr>
-        <w:jc w:val="left"/>
-      </w:pPr>
-    </w:p>
-    <w:p>
-      <w:pPr>
-        <w:jc w:val="right"/>
-      </w:pPr>
-      <w:r>
-        <w:t>ต่อมา...</w:t>
-      </w:r>
-    </w:p>
-    <w:p>
-      <w:pPr>
-        <w:jc w:val="left"/>
-      </w:pPr>
-    </w:p>
-    <w:p>
-      <w:pPr>
-        <w:jc w:val="left"/>
-      </w:pPr>
-    </w:p>
-    <w:p>
-      <w:pPr>
-        <w:jc w:val="left"/>
-      </w:pPr>
-    </w:p>
-    <w:p>
-      <w:pPr>
-        <w:jc w:val="left"/>
-      </w:pPr>
-    </w:p>
+    <w:p/>
+    <w:p/>
+    <w:p/>
+    <w:p/>
     <w:p>
       <w:pPr>
         <w:jc w:val="center"/>
       </w:pPr>
       <w:r>
-        <w:t>- ๒ -</w:t>
-      </w:r>
-    </w:p>
-    <w:p>
-      <w:pPr>
-        <w:jc w:val="left"/>
-      </w:pPr>
-    </w:p>
-    <w:p>
-      <w:pPr>
-        <w:jc w:val="left"/>
-      </w:pPr>
-    </w:p>
-    <w:p>
-      <w:pPr>
-        <w:jc w:val="center"/>
-      </w:pPr>
-      <w:r>
-        <w:t xml:space="preserve"> ต่อมา เมื่อวันที่ 25 พฤษภาคม 2560 นายชินวัฒน์ สิงหะ ซึ่งได้รับมอบอำนาจจาก</w:t>
-      </w:r>
-    </w:p>
-    <w:p>
-      <w:pPr>
-        <w:jc w:val="left"/>
-      </w:pPr>
-      <w:r>
-        <w:t>มหาวิทยาลัยนเรศวร ได้ดำเนินการแจ้งความร้องทุกข์ต่อพนักงานสอบสวน สถานีตำรวจภูธรเมืองพิษณุโลก</w:t>
-      </w:r>
-    </w:p>
-    <w:p>
-      <w:pPr>
-        <w:jc w:val="left"/>
-      </w:pPr>
-      <w:r>
-        <w:t>เพื่อดำเนินคดีอาญากับนางมณฑา อยู่นิ่ม ผู้ถูกกล่าวหาที่ 1 และเมื่อวันที่ 30 พฤษภาคม 2560</w:t>
-      </w:r>
-    </w:p>
-    <w:p>
-      <w:pPr>
-        <w:jc w:val="left"/>
-      </w:pPr>
-      <w:r>
-        <w:t>สถานีตำรวจภูธรเมืองพิษณุโลกได้จัดส่งสำนวนการสอบสวนดังกล่าวมายังสำนักงานป้องกันและปราบปรามการทุจริต</w:t>
-      </w:r>
-    </w:p>
-    <w:p>
-      <w:pPr>
-        <w:jc w:val="left"/>
-      </w:pPr>
-      <w:r>
-        <w:t>ในภาครัฐ เขต 6 เพื่อพิจารณาดำเนินการต่อไป</w:t>
-      </w:r>
-    </w:p>
-    <w:p>
-      <w:pPr>
-        <w:jc w:val="left"/>
-      </w:pPr>
-    </w:p>
-    <w:p>
-      <w:pPr>
-        <w:jc w:val="left"/>
-      </w:pPr>
-      <w:r>
-        <w:t xml:space="preserve"> มติคณะกรรมการ ป.ป.ท.</w:t>
-      </w:r>
-    </w:p>
-    <w:p>
-      <w:pPr>
-        <w:jc w:val="left"/>
-      </w:pPr>
-    </w:p>
-    <w:p>
-      <w:pPr>
-        <w:jc w:val="center"/>
-      </w:pPr>
-      <w:r>
-        <w:t>คณะกรรมการ ป.ป.ท. มีมติเป็นเอกฉันท์วินิจฉัยชี้มูลความผิด ดังนี้</w:t>
-      </w:r>
-    </w:p>
-    <w:p>
-      <w:pPr>
-        <w:jc w:val="left"/>
-      </w:pPr>
-    </w:p>
-    <w:p>
-      <w:pPr>
-        <w:jc w:val="left"/>
-      </w:pPr>
-      <w:r>
-        <w:t>ความผิดทางอาญา</w:t>
-      </w:r>
-    </w:p>
-    <w:p>
-      <w:pPr>
-        <w:jc w:val="left"/>
-      </w:pPr>
-    </w:p>
-    <w:p>
-      <w:pPr>
-        <w:jc w:val="left"/>
-      </w:pPr>
-      <w:r>
-        <w:t>1.  ฎีกาที่ 100 กรณีเบิกจ่ายเงินจำนวน ๓,6๐๐ บาท</w:t>
-      </w:r>
-    </w:p>
-    <w:p>
-      <w:pPr>
-        <w:jc w:val="left"/>
-      </w:pPr>
-    </w:p>
-    <w:p>
-      <w:pPr>
-        <w:jc w:val="center"/>
-      </w:pPr>
-      <w:r>
-        <w:t xml:space="preserve"> การกระทำของ นางมณฑา อยู่นิ่ม ผู้ถูกกล่าวหาที่ 1 เป็นความผิดตามประมวล</w:t>
-      </w:r>
-    </w:p>
-    <w:p>
-      <w:pPr>
-        <w:jc w:val="left"/>
-      </w:pPr>
-      <w:r>
-        <w:t>กฎหมายอาญา มาตรา 147 มาตรา 157 มาตรา 161 และพระราชบัญญัติประกอบรัฐธรรมนูญ</w:t>
-      </w:r>
-    </w:p>
-    <w:p>
-      <w:pPr>
-        <w:jc w:val="left"/>
-      </w:pPr>
-      <w:r>
-        <w:t>ว่าด้วยการป้องกันและปราบปรามการทุจริต พ.ศ. ๒๕๔๒ และที่แก้ไขเพิ่มเติม มาตรา ๑๒๓/๑</w:t>
-      </w:r>
-    </w:p>
-    <w:p>
-      <w:pPr>
-        <w:jc w:val="left"/>
-      </w:pPr>
-      <w:r>
-        <w:t>ซึ่งเป็นกฎหมายที่ใช้บังคับขณะกระทำความผิด (ปัจจุบันเป็นความผิดตามพระราชบัญญัติประกอบรัฐธรรมนูญ</w:t>
-      </w:r>
-    </w:p>
-    <w:p>
-      <w:pPr>
-        <w:jc w:val="left"/>
-      </w:pPr>
-      <w:r>
-        <w:t>ว่าด้วยการป้องกันและปราบปรามการทุจริต พ.ศ. 2561 มาตรา 172) ประกอบประมวลกฎหมายอาญา</w:t>
-      </w:r>
-    </w:p>
-    <w:p>
-      <w:pPr>
-        <w:jc w:val="left"/>
-      </w:pPr>
-      <w:r>
-        <w:t>มาตรา 91</w:t>
-      </w:r>
-    </w:p>
-    <w:p>
-      <w:pPr>
-        <w:jc w:val="left"/>
-      </w:pPr>
-    </w:p>
-    <w:p>
-      <w:pPr>
-        <w:jc w:val="center"/>
-      </w:pPr>
-      <w:r>
-        <w:t xml:space="preserve"> การกระทำของ นายจารึก อยู่นิ่ม ผู้ถูกกล่าวหาที่ 2 เป็นความผิดตามประมวล</w:t>
-      </w:r>
-    </w:p>
-    <w:p>
-      <w:pPr>
-        <w:jc w:val="left"/>
-      </w:pPr>
-      <w:r>
-        <w:t>กฎหมายอาญา มาตรา 147 มาตรา 157 มาตรา 161 และพระราชบัญญัติประกอบรัฐธรรมนูญ</w:t>
-      </w:r>
-    </w:p>
-    <w:p>
-      <w:pPr>
-        <w:jc w:val="left"/>
-      </w:pPr>
-      <w:r>
-        <w:t>ว่าด้วยการป้องกันและปราบปรามการทุจริต พ.ศ. ๒๕๔๒ และที่แก้ไขเพิ่มเติม มาตรา ๑๒๓/๑</w:t>
-      </w:r>
-    </w:p>
-    <w:p>
-      <w:pPr>
-        <w:jc w:val="left"/>
-      </w:pPr>
-      <w:r>
-        <w:t>ซึ่งเป็นกฎหมายที่ใช้บังคับขณะกระทำความผิด (ปัจจุบันเป็นความผิดตามพระราชบัญญัติประกอบรัฐธรรมนูญ</w:t>
-      </w:r>
-    </w:p>
-    <w:p>
-      <w:pPr>
-        <w:jc w:val="left"/>
-      </w:pPr>
-      <w:r>
-        <w:t>ว่าด้วยการป้องกันและปราบปรามการทุจริต พ.ศ. 2561 มาตรา 172) ประกอบประมวลกฎหมายอาญา</w:t>
-      </w:r>
-    </w:p>
-    <w:p>
-      <w:pPr>
-        <w:jc w:val="left"/>
-      </w:pPr>
-      <w:r>
-        <w:t>มาตรา 86 แต่เนื่องจากความผิดตามประมวลกฎหมายอาญา มาตรา 157 มาตรา 161 และพระราชบัญญัติ</w:t>
-      </w:r>
-    </w:p>
-    <w:p>
-      <w:pPr>
-        <w:jc w:val="left"/>
-      </w:pPr>
-      <w:r>
-        <w:t>ประกอบรัฐธรรมนูญว่าด้วยการป้องกันและปราบปรามการทุจริต พ.ศ. ๒๕๔๒ และที่แก้ไขเพิ่มเติม มาตรา ๑๒๓/๑</w:t>
-      </w:r>
-    </w:p>
-    <w:p>
-      <w:pPr>
-        <w:jc w:val="left"/>
-      </w:pPr>
-      <w:r>
-        <w:t>คดีขาดอายุความ เป็นเหตุให้สิทธินำคดีอาญามาฟ้องย่อมระงับไปตามประมวลกฎหมายวิธีพิจารณาความอาญา</w:t>
-      </w:r>
-    </w:p>
-    <w:p>
-      <w:pPr>
-        <w:jc w:val="left"/>
-      </w:pPr>
-      <w:r>
-        <w:t>มาตรา 39 (6) จึงชี้มูลความผิดตามประมวลกฎหมายอาญา มาตรา 147 ประกอบมาตรา 86 และมาตรา 91</w:t>
-      </w:r>
-    </w:p>
-    <w:p>
-      <w:pPr>
-        <w:jc w:val="left"/>
-      </w:pPr>
-    </w:p>
-    <w:p>
-      <w:pPr>
-        <w:jc w:val="center"/>
-      </w:pPr>
-      <w:r>
-        <w:t xml:space="preserve"> จากการไต่สวนไม่ปรากฏพยานหลักฐานเพียงพอว่า นางนิภา สิงห์พุฒ หรือ หยวนแหยม</w:t>
-      </w:r>
-    </w:p>
-    <w:p>
-      <w:pPr>
-        <w:jc w:val="left"/>
-      </w:pPr>
-      <w:r>
-        <w:t>ผู้ถูกกล่าวหาที่ 3 กระทำการทุจริตในภาครัฐ จึงให้ข้อกล่าวหาเป็นอันตกไป</w:t>
-      </w:r>
-    </w:p>
-    <w:p>
-      <w:pPr>
-        <w:jc w:val="left"/>
-      </w:pPr>
-    </w:p>
-    <w:p>
-      <w:pPr>
-        <w:jc w:val="center"/>
-      </w:pPr>
-      <w:r>
-        <w:t>2. กรณีการจ่ายเงินจำนวน ๓,๕๐๐ บาท (โดยไม่ได้จัดทำฎีกาในการเบิกจ่าย)</w:t>
-      </w:r>
-    </w:p>
-    <w:p>
-      <w:pPr>
-        <w:jc w:val="left"/>
-      </w:pPr>
-    </w:p>
-    <w:p>
-      <w:pPr>
-        <w:jc w:val="center"/>
-      </w:pPr>
-      <w:r>
-        <w:t xml:space="preserve"> การกระทำของ นางมณฑา อยู่นิ่ม ผู้ถูกกล่าวหาที่ 1 เป็นความผิดตามประมวล</w:t>
-      </w:r>
-    </w:p>
-    <w:p>
-      <w:pPr>
-        <w:jc w:val="left"/>
-      </w:pPr>
-      <w:r>
-        <w:t>กฎหมายอาญา มาตรา 147 มาตรา 157 มาตรา 161 และพระราชบัญญัติประกอบรัฐธรรมนูญ</w:t>
-      </w:r>
-    </w:p>
-    <w:p>
-      <w:pPr>
-        <w:jc w:val="left"/>
-      </w:pPr>
-      <w:r>
-        <w:t>ว่าด้วยการป้องกันและปราบปรามการทุจริต พ.ศ. ๒๕๔๒ และที่แก้ไขเพิ่มเติม มาตรา ๑๒๓/๑</w:t>
-      </w:r>
-    </w:p>
-    <w:p>
-      <w:pPr>
-        <w:jc w:val="left"/>
-      </w:pPr>
-      <w:r>
-        <w:t>ซึ่งเป็นกฎหมายที่ใช้บังคับขณะกระทำความผิด (ปัจจุบันเป็นความผิดตามพระราชบัญญัติประกอบรัฐธรรมนูญ</w:t>
-      </w:r>
-    </w:p>
-    <w:p>
-      <w:pPr>
-        <w:jc w:val="left"/>
-      </w:pPr>
-      <w:r>
-        <w:t>ว่าด้วยการป้องกันและปราบปรามการทุจริต พ.ศ. 2561 มาตรา 172) ประกอบประมวลกฎหมายอาญา</w:t>
-      </w:r>
-    </w:p>
-    <w:p>
-      <w:pPr>
-        <w:jc w:val="left"/>
-      </w:pPr>
-      <w:r>
-        <w:t>มาตรา 91</w:t>
-      </w:r>
-    </w:p>
-    <w:p>
-      <w:pPr>
-        <w:jc w:val="left"/>
-      </w:pPr>
-    </w:p>
-    <w:p>
-      <w:pPr>
-        <w:jc w:val="center"/>
-      </w:pPr>
-      <w:r>
-        <w:t xml:space="preserve"> จากการไต่สวนไม่ปรากฏพยานหลักฐานเพียงพอว่า นายจารึก อยู่นิ่ม ผู้ถูกกล่าวหาที่ 2</w:t>
-      </w:r>
-    </w:p>
-    <w:p>
-      <w:pPr>
-        <w:jc w:val="left"/>
-      </w:pPr>
-      <w:r>
-        <w:t>และนางนิภา สิงห์พุฒ หรือ หยวนแหยม ผู้ถูกกล่าวหาที่ 3 กระทำการทุจริตในภาครัฐ จึงให้ข้อกล่าวหา</w:t>
-      </w:r>
-    </w:p>
-    <w:p>
-      <w:pPr>
-        <w:jc w:val="left"/>
-      </w:pPr>
-      <w:r>
-        <w:t>เป็นอันตกไป</w:t>
-      </w:r>
-    </w:p>
-    <w:p>
-      <w:pPr>
-        <w:jc w:val="left"/>
-      </w:pPr>
-    </w:p>
-    <w:p>
-      <w:pPr>
-        <w:jc w:val="left"/>
-      </w:pPr>
-      <w:r>
-        <w:t>3. ฎีกา...</w:t>
-      </w:r>
-    </w:p>
-    <w:p>
-      <w:pPr>
-        <w:jc w:val="left"/>
-      </w:pPr>
-    </w:p>
-    <w:p>
-      <w:pPr>
-        <w:jc w:val="left"/>
-      </w:pPr>
-    </w:p>
-    <w:p>
-      <w:pPr>
-        <w:jc w:val="left"/>
-      </w:pPr>
-    </w:p>
-    <w:p>
-      <w:pPr>
-        <w:jc w:val="left"/>
-      </w:pPr>
-    </w:p>
-    <w:p>
-      <w:pPr>
-        <w:jc w:val="left"/>
-      </w:pPr>
-    </w:p>
-    <w:p>
-      <w:pPr>
-        <w:jc w:val="center"/>
-      </w:pPr>
-      <w:r>
-        <w:t>- ๓ -</w:t>
-      </w:r>
-    </w:p>
-    <w:p>
-      <w:pPr>
-        <w:jc w:val="left"/>
-      </w:pPr>
-    </w:p>
-    <w:p>
-      <w:pPr>
-        <w:jc w:val="left"/>
-      </w:pPr>
-      <w:r>
-        <w:t xml:space="preserve"> 3. ฎีกาที่ 171 กรณีเบิกจ่ายเงินจำนวน ๑๐,๐๐๐ บาท</w:t>
-      </w:r>
-    </w:p>
-    <w:p>
-      <w:pPr>
-        <w:jc w:val="left"/>
-      </w:pPr>
-    </w:p>
-    <w:p>
-      <w:pPr>
-        <w:jc w:val="center"/>
-      </w:pPr>
-      <w:r>
-        <w:t xml:space="preserve"> การกระทำของ นางมณฑา อยู่นิ่ม ผู้ถูกกล่าวหาที่ 1 เป็นความผิดตามประมวล</w:t>
-      </w:r>
-    </w:p>
-    <w:p>
-      <w:pPr>
-        <w:jc w:val="left"/>
-      </w:pPr>
-      <w:r>
-        <w:t>กฎหมายอาญา มาตรา 147 มาตรา 157 มาตรา 161 และพระราชบัญญัติประกอบรัฐธรรมนูญ</w:t>
-      </w:r>
-    </w:p>
-    <w:p>
-      <w:pPr>
-        <w:jc w:val="left"/>
-      </w:pPr>
-      <w:r>
-        <w:t>ว่าด้วยการป้องกันและปราบปรามการทุจริต พ.ศ. ๒๕๔๒ และที่แก้ไขเพิ่มเติม มาตรา ๑๒๓/๑</w:t>
-      </w:r>
-    </w:p>
-    <w:p>
-      <w:pPr>
-        <w:jc w:val="left"/>
-      </w:pPr>
-      <w:r>
-        <w:t>ซึ่งเป็นกฎหมายที่ใช้บังคับขณะกระทำความผิด (ปัจจุบันเป็นความผิดตามพระราชบัญญัติประกอบรัฐธรรมนูญ</w:t>
-      </w:r>
-    </w:p>
-    <w:p>
-      <w:pPr>
-        <w:jc w:val="left"/>
-      </w:pPr>
-      <w:r>
-        <w:t>ว่าด้วยการป้องกันและปราบปรามการทุจริต พ.ศ. 2561 มาตรา 172) ประกอบประมวลกฎหมายอาญา</w:t>
-      </w:r>
-    </w:p>
-    <w:p>
-      <w:pPr>
-        <w:jc w:val="left"/>
-      </w:pPr>
-      <w:r>
-        <w:t>มาตรา 91</w:t>
-      </w:r>
-    </w:p>
-    <w:p>
-      <w:pPr>
-        <w:jc w:val="left"/>
-      </w:pPr>
-    </w:p>
-    <w:p>
-      <w:pPr>
-        <w:jc w:val="center"/>
-      </w:pPr>
-      <w:r>
-        <w:t xml:space="preserve"> การกระทำของ นายจารึก อยู่นิ่ม ผู้ถูกกล่าวหาที่ 2 เป็นความผิดตามประมวล</w:t>
-      </w:r>
-    </w:p>
-    <w:p>
-      <w:pPr>
-        <w:jc w:val="left"/>
-      </w:pPr>
-      <w:r>
-        <w:t>กฎหมายอาญา มาตรา 147 มาตรา 157 มาตรา 161 และพระราชบัญญัติประกอบรัฐธรรมนูญ</w:t>
-      </w:r>
-    </w:p>
-    <w:p>
-      <w:pPr>
-        <w:jc w:val="left"/>
-      </w:pPr>
-      <w:r>
-        <w:t>ว่าด้วยการป้องกันและปราบปรามการทุจริต พ.ศ. ๒๕๔๒ และที่แก้ไขเพิ่มเติม มาตรา ๑๒๓/๑</w:t>
-      </w:r>
-    </w:p>
-    <w:p>
-      <w:pPr>
-        <w:jc w:val="left"/>
-      </w:pPr>
-      <w:r>
-        <w:t>ซึ่งเป็นกฎหมายที่ใช้บังคับขณะกระทำความผิด (ปัจจุบันเป็นความผิดตามพระราชบัญญัติประกอบรัฐธรรมนูญ</w:t>
-      </w:r>
-    </w:p>
-    <w:p>
-      <w:pPr>
-        <w:jc w:val="left"/>
-      </w:pPr>
-      <w:r>
-        <w:t>ว่าด้วยการป้องกันและปราบปรามการทุจริต พ.ศ. 2561 มาตรา 172) ประกอบประมวลกฎหมายอาญา</w:t>
-      </w:r>
-    </w:p>
-    <w:p>
-      <w:pPr>
-        <w:jc w:val="left"/>
-      </w:pPr>
-      <w:r>
-        <w:t>มาตรา 86 แต่เนื่องจากความผิดตามประมวลกฎหมายอาญา มาตรา 157 มาตรา 161 และพระราชบัญญัติ</w:t>
-      </w:r>
-    </w:p>
-    <w:p>
-      <w:pPr>
-        <w:jc w:val="left"/>
-      </w:pPr>
-      <w:r>
-        <w:t>ประกอบรัฐธรรมนูญว่าด้วยการป้องกันและปราบปรามการทุจริต พ.ศ. ๒๕๔๒ และที่แก้ไขเพิ่มเติม มาตรา ๑๒๓/๑</w:t>
-      </w:r>
-    </w:p>
-    <w:p>
-      <w:pPr>
-        <w:jc w:val="left"/>
-      </w:pPr>
-      <w:r>
-        <w:t>คดีขาดอายุความ เป็นเหตุให้สิทธินำคดีอาญามาฟ้องย่อมระงับไปตามประมวลกฎหมายวิธีพิจารณาความอาญา</w:t>
-      </w:r>
-    </w:p>
-    <w:p>
-      <w:pPr>
-        <w:jc w:val="left"/>
-      </w:pPr>
-      <w:r>
-        <w:t>มาตรา 39 (6) จึงชี้มูลความผิดตามประมวลกฎหมายอาญา มาตรา 147 ประกอบมาตรา 86 และมาตรา 91</w:t>
-      </w:r>
-    </w:p>
-    <w:p>
-      <w:pPr>
-        <w:jc w:val="left"/>
-      </w:pPr>
-    </w:p>
-    <w:p>
-      <w:pPr>
-        <w:jc w:val="center"/>
-      </w:pPr>
-      <w:r>
-        <w:t xml:space="preserve"> จากการไต่สวนไม่ปรากฏพยานหลักฐานเพียงพอว่า นางนิภา สิงห์พุฒ หรือ หยวนแหยม</w:t>
-      </w:r>
-    </w:p>
-    <w:p>
-      <w:pPr>
-        <w:jc w:val="left"/>
-      </w:pPr>
-      <w:r>
-        <w:t>ผู้ถูกกล่าวหาที่ 3 กระทำการทุจริตในภาครัฐ จึงให้ข้อกล่าวหาเป็นอันตกไป</w:t>
-      </w:r>
-    </w:p>
-    <w:p>
-      <w:pPr>
-        <w:jc w:val="left"/>
-      </w:pPr>
-      <w:r>
-        <w:t xml:space="preserve"> 4. ฎีกาที่ 039 กรณีเบิกจ่ายเงินจำนวน 54,000 บาท</w:t>
-      </w:r>
-    </w:p>
-    <w:p>
-      <w:pPr>
-        <w:jc w:val="left"/>
-      </w:pPr>
-    </w:p>
-    <w:p>
-      <w:pPr>
-        <w:jc w:val="center"/>
-      </w:pPr>
-      <w:r>
-        <w:t xml:space="preserve"> การกระทำของ นางมณฑา อยู่นิ่ม ผู้ถูกกล่าวหาที่ 1 เป็นความผิดตามประมวล</w:t>
-      </w:r>
-    </w:p>
-    <w:p>
-      <w:pPr>
-        <w:jc w:val="left"/>
-      </w:pPr>
-      <w:r>
-        <w:t>กฎหมายอาญา มาตรา 147 มาตรา 157 มาตรา 161 และพระราชบัญญัติประกอบรัฐธรรมนูญ</w:t>
-      </w:r>
-    </w:p>
-    <w:p>
-      <w:pPr>
-        <w:jc w:val="left"/>
-      </w:pPr>
-      <w:r>
-        <w:t>ว่าด้วยการป้องกันและปราบปรามการทุจริต พ.ศ. ๒๕๔๒ และที่แก้ไขเพิ่มเติม มาตรา ๑๒๓/๑ ซึ่งเป็นกฎหมาย</w:t>
-      </w:r>
-    </w:p>
-    <w:p>
-      <w:pPr>
-        <w:jc w:val="left"/>
-      </w:pPr>
-      <w:r>
-        <w:t>ที่ใช้บังคับขณะกระทำความผิด (ปัจจุบันเป็นความผิดตามพระราชบัญญัติประกอบรัฐธรรมนูญว่าด้วยการป้องกัน</w:t>
-      </w:r>
-    </w:p>
-    <w:p>
-      <w:pPr>
-        <w:jc w:val="left"/>
-      </w:pPr>
-      <w:r>
-        <w:t>และปราบปรามการทุจริต พ.ศ. 2561 มาตรา 172) ประกอบประมวลกฎหมายอาญา มาตรา 91</w:t>
-      </w:r>
-    </w:p>
-    <w:p>
-      <w:pPr>
-        <w:jc w:val="left"/>
-      </w:pPr>
-    </w:p>
-    <w:p>
-      <w:pPr>
-        <w:jc w:val="center"/>
-      </w:pPr>
-      <w:r>
-        <w:t xml:space="preserve"> การกระทำของ นายจารึก อยู่นิ่ม ผู้ถูกกล่าวหาที่ 2 เป็นความผิดตามประมวล</w:t>
-      </w:r>
-    </w:p>
-    <w:p>
-      <w:pPr>
-        <w:jc w:val="left"/>
-      </w:pPr>
-      <w:r>
-        <w:t>กฎหมายอาญา มาตรา 147 มาตรา 157 มาตรา 161 และพระราชบัญญัติประกอบรัฐธรรมนูญ</w:t>
-      </w:r>
-    </w:p>
-    <w:p>
-      <w:pPr>
-        <w:jc w:val="left"/>
-      </w:pPr>
-      <w:r>
-        <w:t>ว่าด้วยการป้องกันและปราบปรามการทุจริต พ.ศ. ๒๕๔๒ และที่แก้ไขเพิ่มเติม มาตรา ๑๒๓/๑</w:t>
-      </w:r>
-    </w:p>
-    <w:p>
-      <w:pPr>
-        <w:jc w:val="left"/>
-      </w:pPr>
-      <w:r>
-        <w:t>ซึ่งเป็นกฎหมายที่ใช้บังคับขณะกระทำความผิด (ปัจจุบันเป็นความผิดตามพระราชบัญญัติประกอบรัฐธรรมนูญ</w:t>
-      </w:r>
-    </w:p>
-    <w:p>
-      <w:pPr>
-        <w:jc w:val="left"/>
-      </w:pPr>
-      <w:r>
-        <w:t>ว่าด้วยการป้องกันและปราบปรามการทุจริต พ.ศ. 2561 มาตรา 172) ประกอบประมวลกฎหมายอาญา</w:t>
-      </w:r>
-    </w:p>
-    <w:p>
-      <w:pPr>
-        <w:jc w:val="left"/>
-      </w:pPr>
-      <w:r>
-        <w:t>มาตรา 86 แต่เนื่องจากความผิดตามประมวลกฎหมายอาญา มาตรา 157 มาตรา 161 และพระราชบัญญัติ</w:t>
-      </w:r>
-    </w:p>
-    <w:p>
-      <w:pPr>
-        <w:jc w:val="left"/>
-      </w:pPr>
-      <w:r>
-        <w:t>ประกอบรัฐธรรมนูญว่าด้วยการป้องกันและปราบปรามการทุจริต พ.ศ. ๒๕๔๒ และที่แก้ไขเพิ่มเติม มาตรา ๑๒๓/๑</w:t>
-      </w:r>
-    </w:p>
-    <w:p>
-      <w:pPr>
-        <w:jc w:val="left"/>
-      </w:pPr>
-      <w:r>
-        <w:t>คดีขาดอายุความ เป็นเหตุให้สิทธินำคดีอาญามาฟ้องย่อมระงับไปตามประมวลกฎหมายวิธีพิจารณาความอาญา</w:t>
-      </w:r>
-    </w:p>
-    <w:p>
-      <w:pPr>
-        <w:jc w:val="left"/>
-      </w:pPr>
-      <w:r>
-        <w:t>มาตรา 39 (6) จึงชี้มูลความผิดตามประมวลกฎหมายอาญา มาตรา 147 ประกอบมาตรา 86 และมาตรา 91</w:t>
-      </w:r>
-    </w:p>
-    <w:p>
-      <w:pPr>
-        <w:jc w:val="left"/>
-      </w:pPr>
-    </w:p>
-    <w:p>
-      <w:pPr>
-        <w:jc w:val="center"/>
-      </w:pPr>
-      <w:r>
-        <w:t xml:space="preserve"> จากการไต่สวนไม่ปรากฏพยานหลักฐานเพียงพอว่า นางนิภา สิงห์พุฒ หรือ หยวนแหยม</w:t>
-      </w:r>
-    </w:p>
-    <w:p>
-      <w:pPr>
-        <w:jc w:val="left"/>
-      </w:pPr>
-      <w:r>
-        <w:t>ผู้ถูกกล่าวหาที่ 3 กระทำการทุจริตในภาครัฐ จึงให้ข้อกล่าวหาเป็นอันตกไป</w:t>
-      </w:r>
-    </w:p>
-    <w:p>
-      <w:pPr>
-        <w:jc w:val="left"/>
-      </w:pPr>
-    </w:p>
-    <w:p>
-      <w:pPr>
-        <w:jc w:val="right"/>
-      </w:pPr>
-      <w:r>
-        <w:t>5. ฎีกา...</w:t>
-      </w:r>
-    </w:p>
-    <w:p>
-      <w:pPr>
-        <w:jc w:val="left"/>
-      </w:pPr>
-    </w:p>
-    <w:p>
-      <w:pPr>
-        <w:jc w:val="left"/>
-      </w:pPr>
-    </w:p>
-    <w:p>
-      <w:pPr>
-        <w:jc w:val="left"/>
-      </w:pPr>
-    </w:p>
-    <w:p>
-      <w:pPr>
-        <w:jc w:val="left"/>
-      </w:pPr>
-    </w:p>
-    <w:p>
-      <w:pPr>
-        <w:jc w:val="left"/>
-      </w:pPr>
-    </w:p>
-    <w:p>
-      <w:pPr>
-        <w:jc w:val="left"/>
-      </w:pPr>
-    </w:p>
-    <w:p>
-      <w:pPr>
-        <w:jc w:val="center"/>
-      </w:pPr>
-      <w:r>
-        <w:t>- ๔ -</w:t>
-      </w:r>
-    </w:p>
-    <w:p>
-      <w:pPr>
-        <w:jc w:val="left"/>
-      </w:pPr>
-    </w:p>
-    <w:p>
-      <w:pPr>
-        <w:jc w:val="left"/>
-      </w:pPr>
-    </w:p>
-    <w:p>
-      <w:pPr>
-        <w:jc w:val="center"/>
-      </w:pPr>
-      <w:r>
-        <w:t>5. ฎีกาที่ 145 กรณีเบิกจ่ายเงินจำนวน 8,195 บาท (แต่มียอดหนี้ จำนวน ๑๐,๕๐๐ บาท)</w:t>
-      </w:r>
-    </w:p>
-    <w:p>
-      <w:pPr>
-        <w:jc w:val="left"/>
-      </w:pPr>
-    </w:p>
-    <w:p>
-      <w:pPr>
-        <w:jc w:val="center"/>
-      </w:pPr>
-      <w:r>
-        <w:t xml:space="preserve"> การกระทำของ นางมณฑา อยู่นิ่ม ผู้ถูกกล่าวหาที่ 1 เป็นความผิดตามประมวล</w:t>
-      </w:r>
-    </w:p>
-    <w:p>
-      <w:pPr>
-        <w:jc w:val="left"/>
-      </w:pPr>
-      <w:r>
-        <w:t>กฎหมายอาญา มาตรา 147 มาตรา 157 มาตรา 161 และพระราชบัญญัติประกอบรัฐธรรมนูญ</w:t>
-      </w:r>
-    </w:p>
-    <w:p>
-      <w:pPr>
-        <w:jc w:val="left"/>
-      </w:pPr>
-      <w:r>
-        <w:t>ว่าด้วยการป้องกันและปราบปรามการทุจริต พ.ศ. ๒๕๔๒ และที่แก้ไขเพิ่มเติม มาตรา ๑๒๓/๑</w:t>
-      </w:r>
-    </w:p>
-    <w:p>
-      <w:pPr>
-        <w:jc w:val="left"/>
-      </w:pPr>
-      <w:r>
-        <w:t>ซึ่งเป็นกฎหมายที่ใช้บังคับขณะกระทำความผิด (ปัจจุบันเป็นความผิดตามพระราชบัญญัติประกอบรัฐธรรมนูญ</w:t>
-      </w:r>
-    </w:p>
-    <w:p>
-      <w:pPr>
-        <w:jc w:val="left"/>
-      </w:pPr>
-      <w:r>
-        <w:t>ว่าด้วยการป้องกันและปราบปรามการทุจริต พ.ศ. 2561 มาตรา 172) ประกอบประมวลกฎหมายอาญา</w:t>
-      </w:r>
-    </w:p>
-    <w:p>
-      <w:pPr>
-        <w:jc w:val="left"/>
-      </w:pPr>
-      <w:r>
-        <w:t>มาตรา 91</w:t>
-      </w:r>
-    </w:p>
-    <w:p>
-      <w:pPr>
-        <w:jc w:val="left"/>
-      </w:pPr>
-    </w:p>
-    <w:p>
-      <w:pPr>
-        <w:jc w:val="center"/>
-      </w:pPr>
-      <w:r>
-        <w:t xml:space="preserve"> การกระทำของ นายจารึก อยู่นิ่ม ผู้ถูกกล่าวหาที่ 2 เป็นความผิดตามประมวล</w:t>
-      </w:r>
-    </w:p>
-    <w:p>
-      <w:pPr>
-        <w:jc w:val="left"/>
-      </w:pPr>
-      <w:r>
-        <w:t>กฎหมายอาญา มาตรา 147 มาตรา 157 มาตรา 161 และพระราชบัญญัติประกอบรัฐธรรมนูญ</w:t>
-      </w:r>
-    </w:p>
-    <w:p>
-      <w:pPr>
-        <w:jc w:val="left"/>
-      </w:pPr>
-      <w:r>
-        <w:t>ว่าด้วยการป้องกันและปราบปรามการทุจริต พ.ศ. ๒๕๔๒ และที่แก้ไขเพิ่มเติม มาตรา ๑๒๓/๑</w:t>
-      </w:r>
-    </w:p>
-    <w:p>
-      <w:pPr>
-        <w:jc w:val="left"/>
-      </w:pPr>
-      <w:r>
-        <w:t>ซึ่งเป็นกฎหมายที่ใช้บังคับขณะกระทำความผิด (ปัจจุบันเป็นความผิดตามพระราชบัญญัติประกอบรัฐธรรมนูญ</w:t>
-      </w:r>
-    </w:p>
-    <w:p>
-      <w:pPr>
-        <w:jc w:val="left"/>
-      </w:pPr>
-      <w:r>
-        <w:t>ว่าด้วยการป้องกันและปราบปรามการทุจริต พ.ศ. 2561 มาตรา 172) ประกอบประมวลกฎหมายอาญา</w:t>
-      </w:r>
-    </w:p>
-    <w:p>
-      <w:pPr>
-        <w:jc w:val="left"/>
-      </w:pPr>
-      <w:r>
-        <w:t>มาตรา 86 แต่เนื่องจากความผิดตามประมวลกฎหมายอาญา มาตรา 157 มาตรา 161 และพระราชบัญญัติ</w:t>
-      </w:r>
-    </w:p>
-    <w:p>
-      <w:pPr>
-        <w:jc w:val="left"/>
-      </w:pPr>
-      <w:r>
-        <w:t>ประกอบรัฐธรรมนูญว่าด้วยการป้องกันและปราบปรามการทุจริต พ.ศ. ๒๕๔๒ และที่แก้ไขเพิ่มเติม มาตรา ๑๒๓/๑</w:t>
-      </w:r>
-    </w:p>
-    <w:p>
-      <w:pPr>
-        <w:jc w:val="left"/>
-      </w:pPr>
-      <w:r>
-        <w:t>คดีขาดอายุความ เป็นเหตุให้สิทธินำคดีอาญามาฟ้องย่อมระงับไปตามประมวลกฎหมายวิธีพิจารณาความอาญา</w:t>
-      </w:r>
-    </w:p>
-    <w:p>
-      <w:pPr>
-        <w:jc w:val="left"/>
-      </w:pPr>
-      <w:r>
-        <w:t>มาตรา 39 (6) จึงชี้มูลความผิดตามประมวลกฎหมายอาญา มาตรา 147 ประกอบมาตรา 86 และมาตรา 91</w:t>
-      </w:r>
-    </w:p>
-    <w:p>
-      <w:pPr>
-        <w:jc w:val="left"/>
-      </w:pPr>
-    </w:p>
-    <w:p>
-      <w:pPr>
-        <w:jc w:val="center"/>
-      </w:pPr>
-      <w:r>
-        <w:t xml:space="preserve"> จากการไต่สวนไม่ปรากฏพยานหลักฐานเพียงพอว่า นางนิภา สิงห์พุฒ หรือ หยวนแหยม</w:t>
-      </w:r>
-    </w:p>
-    <w:p>
-      <w:pPr>
-        <w:jc w:val="left"/>
-      </w:pPr>
-      <w:r>
-        <w:t>ผู้ถูกกล่าวหาที่ 3 กระทำการทุจริตในภาครัฐ จึงให้ข้อกล่าวหาเป็นอันตกไป</w:t>
-      </w:r>
-    </w:p>
-    <w:p>
-      <w:pPr>
-        <w:jc w:val="left"/>
-      </w:pPr>
-    </w:p>
-    <w:p>
-      <w:pPr>
-        <w:jc w:val="center"/>
-      </w:pPr>
-      <w:r>
-        <w:t>6. ฎีกาที่ 041 กรณีเบิกจ่ายเงินจำนวน ๗๓,๓๐๐ บาท</w:t>
-      </w:r>
-    </w:p>
-    <w:p>
-      <w:pPr>
-        <w:jc w:val="left"/>
-      </w:pPr>
-    </w:p>
-    <w:p>
-      <w:pPr>
-        <w:jc w:val="center"/>
-      </w:pPr>
-      <w:r>
-        <w:t xml:space="preserve"> การกระทำของ นางมณฑา อยู่นิ่ม ผู้ถูกกล่าวหาที่ 1 เป็นความผิดตามประมวล</w:t>
-      </w:r>
-    </w:p>
-    <w:p>
-      <w:pPr>
-        <w:jc w:val="left"/>
-      </w:pPr>
-      <w:r>
-        <w:t>กฎหมายอาญา มาตรา 147 มาตรา 157 มาตรา 161 และพระราชบัญญัติประกอบรัฐธรรมนูญ</w:t>
-      </w:r>
-    </w:p>
-    <w:p>
-      <w:pPr>
-        <w:jc w:val="left"/>
-      </w:pPr>
-      <w:r>
-        <w:t>ว่าด้วยการป้องกันและปราบปรามการทุจริต พ.ศ. ๒๕๔๒ และที่แก้ไขเพิ่มเติม มาตรา ๑๒๓/๑ ซึ่งเป็นกฎหมาย</w:t>
-      </w:r>
-    </w:p>
-    <w:p>
-      <w:pPr>
-        <w:jc w:val="left"/>
-      </w:pPr>
-      <w:r>
-        <w:t>ที่ใช้บังคับขณะกระทำความผิด (ปัจจุบันเป็นความผิดตามพระราชบัญญัติประกอบรัฐธรรมนูญว่าด้วยการป้องกัน</w:t>
-      </w:r>
-    </w:p>
-    <w:p>
-      <w:pPr>
-        <w:jc w:val="left"/>
-      </w:pPr>
-      <w:r>
-        <w:t>และปราบปรามการทุจริต พ.ศ. 2561 มาตรา 172) ประกอบประมวลกฎหมายอาญา มาตรา 91</w:t>
-      </w:r>
-    </w:p>
-    <w:p>
-      <w:pPr>
-        <w:jc w:val="left"/>
-      </w:pPr>
-    </w:p>
-    <w:p>
-      <w:pPr>
-        <w:jc w:val="center"/>
-      </w:pPr>
-      <w:r>
-        <w:t xml:space="preserve"> การกระทำของ นายจารึก อยู่นิ่ม ผู้ถูกกล่าวหาที่ 2 เป็นความผิดตามประมวล</w:t>
-      </w:r>
-    </w:p>
-    <w:p>
-      <w:pPr>
-        <w:jc w:val="left"/>
-      </w:pPr>
-      <w:r>
-        <w:t>กฎหมายอาญา มาตรา 147 มาตรา 157 มาตรา 161 และพระราชบัญญัติประกอบรัฐธรรมนูญ</w:t>
-      </w:r>
-    </w:p>
-    <w:p>
-      <w:pPr>
-        <w:jc w:val="left"/>
-      </w:pPr>
-      <w:r>
-        <w:t>ว่าด้วยการป้องกันและปราบปรามการทุจริต พ.ศ. ๒๕๔๒ และที่แก้ไขเพิ่มเติม มาตรา ๑๒๓/๑</w:t>
-      </w:r>
-    </w:p>
-    <w:p>
-      <w:pPr>
-        <w:jc w:val="left"/>
-      </w:pPr>
-      <w:r>
-        <w:t>ซึ่งเป็นกฎหมายที่ใช้บังคับขณะกระทำความผิด (ปัจจุบันเป็นความผิดตามพระราชบัญญัติประกอบรัฐธรรมนูญ</w:t>
-      </w:r>
-    </w:p>
-    <w:p>
-      <w:pPr>
-        <w:jc w:val="left"/>
-      </w:pPr>
-      <w:r>
-        <w:t>ว่าด้วยการป้องกันและปราบปรามการทุจริต พ.ศ. 2561 มาตรา 172) ประกอบประมวลกฎหมายอาญา</w:t>
-      </w:r>
-    </w:p>
-    <w:p>
-      <w:pPr>
-        <w:jc w:val="left"/>
-      </w:pPr>
-      <w:r>
-        <w:t>มาตรา 86 แต่เนื่องจากความผิดตามประมวลกฎหมายอาญา มาตรา 157 มาตรา 161 และพระราชบัญญัติ</w:t>
-      </w:r>
-    </w:p>
-    <w:p>
-      <w:pPr>
-        <w:jc w:val="left"/>
-      </w:pPr>
-      <w:r>
-        <w:t>ประกอบรัฐธรรมนูญว่าด้วยการป้องกันและปราบปรามการทุจริต พ.ศ. ๒๕๔๒ และที่แก้ไขเพิ่มเติม มาตรา ๑๒๓/๑</w:t>
-      </w:r>
-    </w:p>
-    <w:p>
-      <w:pPr>
-        <w:jc w:val="left"/>
-      </w:pPr>
-      <w:r>
-        <w:t>คดีขาดอายุความ เป็นเหตุให้สิทธินำคดีอาญามาฟ้องย่อมระงับไปตามประมวลกฎหมายวิธีพิจารณาความอาญา</w:t>
-      </w:r>
-    </w:p>
-    <w:p>
-      <w:pPr>
-        <w:jc w:val="left"/>
-      </w:pPr>
-      <w:r>
-        <w:t>มาตรา 39 (6) จึงชี้มูลความผิดตามประมวลกฎหมายอาญา มาตรา 147 ประกอบมาตรา 86 และมาตรา 91</w:t>
-      </w:r>
-    </w:p>
-    <w:p>
-      <w:pPr>
-        <w:jc w:val="left"/>
-      </w:pPr>
-    </w:p>
-    <w:p>
-      <w:pPr>
-        <w:jc w:val="center"/>
-      </w:pPr>
-      <w:r>
-        <w:t xml:space="preserve"> จากการไต่สวนไม่ปรากฏพยานหลักฐานเพียงพอว่า นางนิภา สิงห์พุฒ หรือ หยวนแหยม</w:t>
-      </w:r>
-    </w:p>
-    <w:p>
-      <w:pPr>
-        <w:jc w:val="left"/>
-      </w:pPr>
-      <w:r>
-        <w:t>ผู้ถูกกล่าวหาที่ 3 กระทำการทุจริตในภาครัฐ จึงให้ข้อกล่าวหาเป็นอันตกไป</w:t>
-      </w:r>
-    </w:p>
-    <w:p>
-      <w:pPr>
-        <w:jc w:val="left"/>
-      </w:pPr>
-    </w:p>
-    <w:p>
-      <w:pPr>
-        <w:jc w:val="right"/>
-      </w:pPr>
-      <w:r>
-        <w:t>7. ฎีกา...</w:t>
-      </w:r>
-    </w:p>
-    <w:p>
-      <w:pPr>
-        <w:jc w:val="left"/>
-      </w:pPr>
-    </w:p>
-    <w:p>
-      <w:pPr>
-        <w:jc w:val="left"/>
-      </w:pPr>
-    </w:p>
-    <w:p>
-      <w:pPr>
-        <w:jc w:val="left"/>
-      </w:pPr>
-    </w:p>
-    <w:p>
-      <w:pPr>
-        <w:jc w:val="left"/>
-      </w:pPr>
-    </w:p>
-    <w:p>
-      <w:pPr>
-        <w:jc w:val="left"/>
-      </w:pPr>
-    </w:p>
-    <w:p>
-      <w:pPr>
-        <w:jc w:val="left"/>
-      </w:pPr>
-    </w:p>
-    <w:p>
-      <w:pPr>
-        <w:jc w:val="center"/>
-      </w:pPr>
-      <w:r>
-        <w:t>- ๕ -</w:t>
-      </w:r>
-    </w:p>
-    <w:p>
-      <w:pPr>
-        <w:jc w:val="left"/>
-      </w:pPr>
-    </w:p>
-    <w:p>
-      <w:pPr>
-        <w:jc w:val="left"/>
-      </w:pPr>
-      <w:r>
-        <w:t xml:space="preserve"> 7. ฎีกาที่ 304 กรณีเบิกจ่ายเงินจำนวน 8,160 บาท</w:t>
-      </w:r>
-    </w:p>
-    <w:p>
-      <w:pPr>
-        <w:jc w:val="left"/>
-      </w:pPr>
-    </w:p>
-    <w:p>
-      <w:pPr>
-        <w:jc w:val="center"/>
-      </w:pPr>
-      <w:r>
-        <w:t xml:space="preserve"> การกระทำของ นางมณฑา อยู่นิ่ม ผู้ถูกกล่าวหาที่ 1 เป็นความผิดตามประมวล</w:t>
-      </w:r>
-    </w:p>
-    <w:p>
-      <w:pPr>
-        <w:jc w:val="left"/>
-      </w:pPr>
-      <w:r>
-        <w:t>กฎหมายอาญา มาตรา 147 มาตรา 157 มาตรา 161 และพระราชบัญญัติประกอบรัฐธรรมนูญ</w:t>
-      </w:r>
-    </w:p>
-    <w:p>
-      <w:pPr>
-        <w:jc w:val="left"/>
-      </w:pPr>
-      <w:r>
-        <w:t>ว่าด้วยการป้องกันและปราบปรามการทุจริต พ.ศ. ๒๕๔๒ และที่แก้ไขเพิ่มเติม มาตรา ๑๒๓/๑ ซึ่งเป็นกฎหมาย</w:t>
-      </w:r>
-    </w:p>
-    <w:p>
-      <w:pPr>
-        <w:jc w:val="left"/>
-      </w:pPr>
-      <w:r>
-        <w:t>ที่ใช้บังคับขณะกระทำความผิด (ปัจจุบันเป็นความผิดตามพระราชบัญญัติประกอบรัฐธรรมนูญว่าด้วยการป้องกัน</w:t>
-      </w:r>
-    </w:p>
-    <w:p>
-      <w:pPr>
-        <w:jc w:val="left"/>
-      </w:pPr>
-      <w:r>
-        <w:t>และปราบปรามการทุจริต พ.ศ. 2561 มาตรา 172) ประกอบประมวลกฎหมายอาญา มาตรา 91</w:t>
-      </w:r>
-    </w:p>
-    <w:p>
-      <w:pPr>
-        <w:jc w:val="left"/>
-      </w:pPr>
-    </w:p>
-    <w:p>
-      <w:pPr>
-        <w:jc w:val="center"/>
-      </w:pPr>
-      <w:r>
-        <w:t xml:space="preserve"> จากการไต่สวนไม่ปรากฏพยานหลักฐานเพียงพอว่า นายจารึก อยู่นิ่ม ผู้ถูกกล่าวหาที่ 2</w:t>
-      </w:r>
-    </w:p>
-    <w:p>
-      <w:pPr>
-        <w:jc w:val="left"/>
-      </w:pPr>
-      <w:r>
-        <w:t>และ นางนิภา สิงห์พุฒ หรือ หยวนแหยม ผู้ถูกกล่าวหาที่ 3 กระทำการทุจริตในภาครัฐ จึงให้ข้อกล่าวหา</w:t>
-      </w:r>
-    </w:p>
-    <w:p>
-      <w:pPr>
-        <w:jc w:val="left"/>
-      </w:pPr>
-      <w:r>
-        <w:t>เป็นอันตกไป</w:t>
-      </w:r>
-    </w:p>
-    <w:p>
-      <w:pPr>
-        <w:jc w:val="left"/>
-      </w:pPr>
-    </w:p>
-    <w:p>
-      <w:pPr>
-        <w:jc w:val="center"/>
-      </w:pPr>
-      <w:r>
-        <w:t>8. ฎีกาที่ 911 กรณีเบิกจ่ายเงินจำนวน ๖๗,5๐๐ บาท (แต่มียอดหนี้เพียง ๖๔,๕๐๐ บาท)</w:t>
-      </w:r>
-    </w:p>
-    <w:p>
-      <w:pPr>
-        <w:jc w:val="left"/>
-      </w:pPr>
-    </w:p>
-    <w:p>
-      <w:pPr>
-        <w:jc w:val="center"/>
-      </w:pPr>
-      <w:r>
-        <w:t xml:space="preserve"> การกระทำของ นางมณฑา อยู่นิ่ม ผู้ถูกกล่าวหาที่ 1 เป็นความผิดตามประมวล</w:t>
-      </w:r>
-    </w:p>
-    <w:p>
-      <w:pPr>
-        <w:jc w:val="left"/>
-      </w:pPr>
-      <w:r>
-        <w:t>กฎหมายอาญา มาตรา 147 มาตรา 157 มาตรา 161 มาตรา 162 (4) มาตรา 265 มาตรา 268</w:t>
-      </w:r>
-    </w:p>
-    <w:p>
-      <w:pPr>
-        <w:jc w:val="left"/>
-      </w:pPr>
-      <w:r>
-        <w:t>และพระราชบัญญัติประกอบรัฐธรรมนูญว่าด้วยการป้องกันและปราบปรามการทุจริต พ.ศ. ๒๕๔๒ และที่แก้ไขเพิ่มเติม</w:t>
-      </w:r>
-    </w:p>
-    <w:p>
-      <w:pPr>
-        <w:jc w:val="left"/>
-      </w:pPr>
-      <w:r>
-        <w:t>มาตรา ๑๒๓/๑ ซึ่งเป็นกฎหมายที่ใช้บังคับขณะกระทำความผิด (ปัจจุบันเป็นความผิดตามพระราชบัญญัติ</w:t>
-      </w:r>
-    </w:p>
-    <w:p>
-      <w:pPr>
-        <w:jc w:val="left"/>
-      </w:pPr>
-      <w:r>
-        <w:t>ประกอบรัฐธรรมนูญว่าด้วยการป้องกันและปราบปรามการทุจริต พ.ศ. 2561 มาตรา 172) ประกอบประมวล</w:t>
-      </w:r>
-    </w:p>
-    <w:p>
-      <w:pPr>
-        <w:jc w:val="left"/>
-      </w:pPr>
-      <w:r>
-        <w:t>กฎหมายอาญา มาตรา 91</w:t>
-      </w:r>
-    </w:p>
-    <w:p>
-      <w:pPr>
-        <w:jc w:val="left"/>
-      </w:pPr>
-    </w:p>
-    <w:p>
-      <w:pPr>
-        <w:jc w:val="center"/>
-      </w:pPr>
-      <w:r>
-        <w:t xml:space="preserve">  การกระทำของ นายจารึก อยู่นิ่ม ผู้ถูกกล่าวหาที่ 2 เป็นความผิดตามประมวล</w:t>
-      </w:r>
-    </w:p>
-    <w:p>
-      <w:pPr>
-        <w:jc w:val="left"/>
-      </w:pPr>
-      <w:r>
-        <w:t>กฎหมายอาญา มาตรา 147 มาตรา 157 มาตรา 161 มาตรา 162 (4) มาตรา 265 มาตรา 268</w:t>
-      </w:r>
-    </w:p>
-    <w:p>
-      <w:pPr>
-        <w:jc w:val="left"/>
-      </w:pPr>
-      <w:r>
-        <w:t>และพระราชบัญญัติประกอบรัฐธรรมนูญว่าด้วยการป้องกันและปราบปรามการทุจริต พ.ศ. ๒๕๔๒</w:t>
-      </w:r>
-    </w:p>
-    <w:p>
-      <w:pPr>
-        <w:jc w:val="left"/>
-      </w:pPr>
-      <w:r>
-        <w:t>และที่แก้ไขเพิ่มเติม มาตรา ๑๒๓/๑ ซึ่งเป็นกฎหมายที่ใช้บังคับขณะกระทำความผิด (ปัจจุบันเป็นความผิด</w:t>
-      </w:r>
-    </w:p>
-    <w:p>
-      <w:pPr>
-        <w:jc w:val="left"/>
-      </w:pPr>
-      <w:r>
-        <w:t>ตามพระราชบัญญัติประกอบรัฐธรรมนูญว่าด้วยการป้องกันและปราบปรามการทุจริต พ.ศ. 2561</w:t>
-      </w:r>
-    </w:p>
-    <w:p>
-      <w:pPr>
-        <w:jc w:val="left"/>
-      </w:pPr>
-      <w:r>
-        <w:t>มาตรา 172) ประกอบประมวลกฎหมายอาญา ประกอบมาตรา 86 และมาตรา 91</w:t>
-      </w:r>
-    </w:p>
-    <w:p>
-      <w:pPr>
-        <w:jc w:val="left"/>
-      </w:pPr>
-    </w:p>
-    <w:p>
-      <w:pPr>
-        <w:jc w:val="center"/>
-      </w:pPr>
-      <w:r>
-        <w:t xml:space="preserve"> จากการไต่สวนไม่ปรากฏพยานหลักฐานเพียงพอว่า นางนิภา สิงห์พุฒ หรือ หยวนแหยม</w:t>
-      </w:r>
-    </w:p>
-    <w:p>
-      <w:pPr>
-        <w:jc w:val="left"/>
-      </w:pPr>
-      <w:r>
-        <w:t>ผู้ถูกกล่าวหาที่ 3 กระทำการทุจริตในภาครัฐ จึงให้ข้อกล่าวหาเป็นอันตกไป</w:t>
-      </w:r>
-    </w:p>
-    <w:p>
-      <w:pPr>
-        <w:jc w:val="left"/>
-      </w:pPr>
-    </w:p>
-    <w:p>
-      <w:pPr>
-        <w:jc w:val="center"/>
-      </w:pPr>
-      <w:r>
-        <w:t>9. กรณีการสั่งซื้อวัสดุจาก บริษัท เอส.เค. โอเอ เซ็นเตอร์ จำกัด รวมเป็นเงินจำนวน 76,000</w:t>
-      </w:r>
-    </w:p>
-    <w:p>
-      <w:pPr>
-        <w:jc w:val="left"/>
-      </w:pPr>
-      <w:r>
-        <w:t>บาท แต่ตามฎีกาที่ 229 กลับมีการเบิกจ่ายเงินให้กับร้าน ไอ อี ออฟฟิศ ซัพพลาย</w:t>
-      </w:r>
-    </w:p>
-    <w:p>
-      <w:pPr>
-        <w:jc w:val="left"/>
-      </w:pPr>
-      <w:r>
-        <w:t>เป็นเงินจำนวน 50,000 บาท</w:t>
-      </w:r>
-    </w:p>
-    <w:p>
-      <w:pPr>
-        <w:jc w:val="left"/>
-      </w:pPr>
-    </w:p>
-    <w:p>
-      <w:pPr>
-        <w:jc w:val="center"/>
-      </w:pPr>
-      <w:r>
-        <w:t xml:space="preserve"> การกระทำของ นางมณฑา อยู่นิ่ม ผู้ถูกกล่าวหาที่ 1 เป็นความผิดตามประมวล</w:t>
-      </w:r>
-    </w:p>
-    <w:p>
-      <w:pPr>
-        <w:jc w:val="left"/>
-      </w:pPr>
-      <w:r>
-        <w:t>กฎหมายอาญา มาตรา 147 มาตรา 157 มาตรา 161 และพระราชบัญญัติประกอบรัฐธรรมนูญ</w:t>
-      </w:r>
-    </w:p>
-    <w:p>
-      <w:pPr>
-        <w:jc w:val="left"/>
-      </w:pPr>
-      <w:r>
-        <w:t>ว่าด้วยการป้องกันและปราบปรามการทุจริต พ.ศ. ๒๕๔๒ และที่แก้ไขเพิ่มเติม มาตรา ๑๒๓/๑ ซึ่งเป็นกฎหมาย</w:t>
-      </w:r>
-    </w:p>
-    <w:p>
-      <w:pPr>
-        <w:jc w:val="left"/>
-      </w:pPr>
-      <w:r>
-        <w:t>ที่ใช้บังคับขณะกระทำความผิด (ปัจจุบันเป็นความผิดตามพระราชบัญญัติประกอบรัฐธรรมนูญว่าด้วยการป้องกัน</w:t>
-      </w:r>
-    </w:p>
-    <w:p>
-      <w:pPr>
-        <w:jc w:val="left"/>
-      </w:pPr>
-      <w:r>
-        <w:t>และปราบปรามการทุจริต พ.ศ. 2561 มาตรา 172) ประกอบประมวลกฎหมายอาญา มาตรา 91</w:t>
-      </w:r>
-    </w:p>
-    <w:p>
-      <w:pPr>
-        <w:jc w:val="left"/>
-      </w:pPr>
-    </w:p>
-    <w:p>
-      <w:pPr>
-        <w:jc w:val="center"/>
-      </w:pPr>
-      <w:r>
-        <w:t xml:space="preserve">  การกระทำของ นายจารึก อยู่นิ่ม ผู้ถูกกล่าวหาที่ 2 เป็นความผิดตามประมวล</w:t>
-      </w:r>
-    </w:p>
-    <w:p>
-      <w:pPr>
-        <w:jc w:val="left"/>
-      </w:pPr>
-      <w:r>
-        <w:t>กฎหมายอาญา มาตรา 147 มาตรา 157 มาตรา 161 และพระราชบัญญัติประกอบรัฐธรรมนูญ</w:t>
-      </w:r>
-    </w:p>
-    <w:p>
-      <w:pPr>
-        <w:jc w:val="left"/>
-      </w:pPr>
-      <w:r>
-        <w:t>ว่าด้วยการป้องกันและปราบปรามการทุจริต พ.ศ. ๒๕๔๒ และที่แก้ไขเพิ่มเติม มาตรา ๑๒๓/๑</w:t>
-      </w:r>
-    </w:p>
-    <w:p>
-      <w:pPr>
-        <w:jc w:val="left"/>
-      </w:pPr>
-      <w:r>
-        <w:t>ซึ่งเป็นกฎหมายที่ใช้บังคับขณะกระทำความผิด (ปัจจุบันเป็นความผิดตามพระราชบัญญัติประกอบรัฐธรรมนูญ</w:t>
-      </w:r>
-    </w:p>
-    <w:p>
-      <w:pPr>
-        <w:jc w:val="left"/>
-      </w:pPr>
-      <w:r>
-        <w:t>ว่าด้วยการป้องกันและปราบปรามการทุจริต พ.ศ. 2561 มาตรา 172) ประกอบประมวลกฎหมายอาญา</w:t>
-      </w:r>
-    </w:p>
-    <w:p>
-      <w:pPr>
-        <w:jc w:val="left"/>
-      </w:pPr>
-    </w:p>
-    <w:p>
-      <w:pPr>
-        <w:jc w:val="right"/>
-      </w:pPr>
-      <w:r>
-        <w:t>มาตรา 86…</w:t>
-      </w:r>
-    </w:p>
-    <w:p>
-      <w:pPr>
-        <w:jc w:val="left"/>
-      </w:pPr>
-    </w:p>
-    <w:p>
-      <w:pPr>
-        <w:jc w:val="left"/>
-      </w:pPr>
-    </w:p>
-    <w:p>
-      <w:pPr>
-        <w:jc w:val="left"/>
-      </w:pPr>
-    </w:p>
-    <w:p>
-      <w:pPr>
-        <w:jc w:val="left"/>
-      </w:pPr>
-    </w:p>
-    <w:p>
-      <w:pPr>
-        <w:jc w:val="center"/>
-      </w:pPr>
-      <w:r>
-        <w:t>- ๖ -</w:t>
-      </w:r>
-    </w:p>
-    <w:p>
-      <w:pPr>
-        <w:jc w:val="left"/>
-      </w:pPr>
-    </w:p>
-    <w:p>
-      <w:pPr>
-        <w:jc w:val="left"/>
-      </w:pPr>
-      <w:r>
-        <w:t>มาตรา 86 แต่เนื่องจากความผิดตามประมวลกฎหมายอาญา มาตรา 157 มาตรา 161 และพระราชบัญญัติ</w:t>
-      </w:r>
-    </w:p>
-    <w:p>
-      <w:pPr>
-        <w:jc w:val="left"/>
-      </w:pPr>
-      <w:r>
-        <w:t>ประกอบรัฐธรรมนูญว่าด้วยการป้องกันและปราบปรามการทุจริต พ.ศ. ๒๕๔๒ และที่แก้ไขเพิ่มเติม มาตรา ๑๒๓/๑</w:t>
-      </w:r>
-    </w:p>
-    <w:p>
-      <w:pPr>
-        <w:jc w:val="left"/>
-      </w:pPr>
-      <w:r>
-        <w:t>คดีขาดอายุความ เป็นเหตุให้สิทธินำคดีอาญามาฟ้องย่อมระงับไปตามประมวลกฎหมายวิธีพิจารณาความอาญา</w:t>
-      </w:r>
-    </w:p>
-    <w:p>
-      <w:pPr>
-        <w:jc w:val="left"/>
-      </w:pPr>
-      <w:r>
-        <w:t>มาตรา 39 (6) จึงชี้มูลความผิดตามประมวลกฎหมายอาญา มาตรา 147 ประกอบมาตรา 86 และมาตรา 91</w:t>
-      </w:r>
-    </w:p>
-    <w:p>
-      <w:pPr>
-        <w:jc w:val="left"/>
-      </w:pPr>
-    </w:p>
-    <w:p>
-      <w:pPr>
-        <w:jc w:val="center"/>
-      </w:pPr>
-      <w:r>
-        <w:t xml:space="preserve"> จากการไต่สวนไม่ปรากฏพยานหลักฐานเพียงพอว่า นางนิภา สิงห์พุฒ หรือ หยวนแหยม</w:t>
-      </w:r>
-    </w:p>
-    <w:p>
-      <w:pPr>
-        <w:jc w:val="left"/>
-      </w:pPr>
-      <w:r>
-        <w:t>ผู้ถูกกล่าวหาที่ 3 กระทำการทุจริตในภาครัฐ จึงให้ข้อกล่าวหาเป็นอันตกไป</w:t>
-      </w:r>
-    </w:p>
-    <w:p>
-      <w:pPr>
-        <w:jc w:val="left"/>
-      </w:pPr>
-    </w:p>
-    <w:p>
-      <w:pPr>
-        <w:jc w:val="left"/>
-      </w:pPr>
-    </w:p>
-    <w:p>
-      <w:pPr>
-        <w:jc w:val="center"/>
-      </w:pPr>
-      <w:r>
-        <w:t>จากการพิจารณาปรากฏว่า การกระทำของผู้ถูกกล่าวหา ซึ่งเป็นผู้สนับสนุนการกระทำความผิด</w:t>
-      </w:r>
-    </w:p>
-    <w:p>
-      <w:pPr>
-        <w:jc w:val="left"/>
-      </w:pPr>
-      <w:r>
-        <w:t>บางกรรมและบางฐานความผิดขาดอายุความ อันเป็นเหตุให้ไม่สามารถดำเนินคดีกับผู้ถูกกล่าวหา</w:t>
-      </w:r>
-    </w:p>
-    <w:p>
-      <w:pPr>
-        <w:jc w:val="left"/>
-      </w:pPr>
-      <w:r>
-        <w:t>ในฐานความผิดตามประมวลกฎหมายอาญา มาตรา 157 มาตรา 161 และพระราชบัญญัติประกอบรัฐธรรมนูญ</w:t>
-      </w:r>
-    </w:p>
-    <w:p>
-      <w:pPr>
-        <w:jc w:val="left"/>
-      </w:pPr>
-      <w:r>
-        <w:t>ว่าด้วยการป้องกันและปราบปรามการทุจริต พ.ศ. ๒๕๔๒ และที่แก้ไขเพิ่มเติม มาตรา ๑๒๓/๑ รายละเอียดปรากฏ</w:t>
-      </w:r>
-    </w:p>
-    <w:p>
-      <w:pPr>
-        <w:jc w:val="left"/>
-      </w:pPr>
-      <w:r>
-        <w:t>ตามมติคณะกรรมการ ป.ป.ท. ที่แนบ</w:t>
+        <w:t>({signatory_name})</w:t>
       </w:r>
     </w:p>
     <w:p>
@@ -2086,238 +121,41 @@
         <w:jc w:val="center"/>
       </w:pPr>
       <w:r>
-        <w:t xml:space="preserve"> ซึ่งกรณีดังกล่าว เป็นสำนวนที่อยู่ในความรับผิดชอบของ นางสาวชัญญาพัชญ์ อุปหล้า</w:t>
+        <w:t>{signatory_position}</w:t>
       </w:r>
     </w:p>
-    <w:p>
-      <w:pPr>
-        <w:jc w:val="left"/>
-      </w:pPr>
-      <w:r>
-        <w:t>นักสืบสวนสอบสวนชำนาญการ สำนักงานป้องกันและปราบปรามการทุจริตในภาครัฐ เขต 6 ดังนั้น</w:t>
-      </w:r>
-    </w:p>
-    <w:p>
-      <w:pPr>
-        <w:jc w:val="left"/>
-      </w:pPr>
-      <w:r>
-        <w:t>เพื่อให้เป็นไปตามมติการประชุมคณะกรรมการ ป.ป.ท. ครั้งที่ 21/2567 เมื่อวันที่ 18 เมษายน 2567</w:t>
-      </w:r>
-    </w:p>
-    <w:p>
-      <w:pPr>
-        <w:jc w:val="left"/>
-      </w:pPr>
-      <w:r>
-        <w:t>วาระที่ 6.1 ฝ่ายเลขานุการการประชุมคณะกรรมการ ป.ป.ท. จึงขออนุญาตส่งเรื่องดังกล่าวให้สำนักงานฯ</w:t>
-      </w:r>
-    </w:p>
-    <w:p>
-      <w:pPr>
-        <w:jc w:val="left"/>
-      </w:pPr>
-      <w:r>
-        <w:t>ดำเนินการต่อไป</w:t>
-      </w:r>
-    </w:p>
-    <w:p>
-      <w:pPr>
-        <w:jc w:val="left"/>
-      </w:pPr>
-      <w:r>
-        <w:t xml:space="preserve"> จึงเรียนมาเพื่อโปรดพิจารณา</w:t>
-      </w:r>
-    </w:p>
-    <w:p>
-      <w:pPr>
-        <w:jc w:val="left"/>
-      </w:pPr>
-    </w:p>
-    <w:p>
-      <w:pPr>
-        <w:jc w:val="left"/>
-      </w:pPr>
-    </w:p>
-    <w:p>
-      <w:pPr>
-        <w:jc w:val="left"/>
-      </w:pPr>
-    </w:p>
-    <w:p>
-      <w:pPr>
-        <w:jc w:val="left"/>
-      </w:pPr>
-    </w:p>
-    <w:p>
-      <w:pPr>
-        <w:jc w:val="left"/>
-      </w:pPr>
-    </w:p>
-    <w:p>
-      <w:pPr>
-        <w:jc w:val="left"/>
-      </w:pPr>
-      <w:r>
-        <w:t>(นางสาวณพัสตร์ ศรีสมเกียรติ)</w:t>
-      </w:r>
-    </w:p>
+    <w:p/>
+    <w:p/>
+    <w:p/>
+    <w:p/>
+    <w:p/>
+    <w:p/>
     <w:p>
       <w:pPr>
         <w:jc w:val="center"/>
       </w:pPr>
       <w:r>
-        <w:t xml:space="preserve">          ผู้อำนวยการกองบริหารคดี</w:t>
+        <w:t>ผอ.กบค.</w:t>
       </w:r>
     </w:p>
     <w:p>
-      <w:pPr>
-        <w:jc w:val="center"/>
-      </w:pPr>
       <w:r>
-        <w:t xml:space="preserve">                 ปฏิบัติหน้าที่เลขานุการคณะกรรมการ ป.ป.ท.</w:t>
+        <w:t>{kbc_director_sign}  วันที่ {kbc_director_date}</w:t>
       </w:r>
     </w:p>
+    <w:p/>
     <w:p>
-      <w:pPr>
-        <w:jc w:val="left"/>
-      </w:pPr>
-    </w:p>
-    <w:p>
-      <w:pPr>
-        <w:jc w:val="left"/>
-      </w:pPr>
-    </w:p>
-    <w:p>
-      <w:pPr>
-        <w:jc w:val="left"/>
-      </w:pPr>
-    </w:p>
-    <w:p>
-      <w:pPr>
-        <w:jc w:val="left"/>
-      </w:pPr>
-    </w:p>
-    <w:p>
-      <w:pPr>
-        <w:jc w:val="left"/>
-      </w:pPr>
-    </w:p>
-    <w:p>
-      <w:pPr>
-        <w:jc w:val="right"/>
-      </w:pPr>
       <w:r>
-        <w:t>ผอ.กบค ตรวจ                       วันที่</w:t>
+        <w:t>ผอ.กลุ่มงาน   {group_director_sign}  วันที่  {group_director_date}</w:t>
       </w:r>
     </w:p>
+    <w:p/>
     <w:p>
-      <w:pPr>
-        <w:jc w:val="left"/>
-      </w:pPr>
-    </w:p>
-    <w:p>
-      <w:pPr>
-        <w:jc w:val="left"/>
-      </w:pPr>
       <w:r>
-        <w:t>ผอ.กลุ่มงาน ตรวจ                     วันที่</w:t>
+        <w:t>ผู้จัดทำ   {typist_name}   วันที่  {typist_date}</w:t>
       </w:r>
     </w:p>
-    <w:p>
-      <w:pPr>
-        <w:jc w:val="left"/>
-      </w:pPr>
-    </w:p>
-    <w:p>
-      <w:pPr>
-        <w:jc w:val="left"/>
-      </w:pPr>
-    </w:p>
-    <w:p>
-      <w:pPr>
-        <w:jc w:val="left"/>
-      </w:pPr>
-      <w:r>
-        <w:t>ผู้จัดทำ</w:t>
-      </w:r>
-    </w:p>
-    <w:p>
-      <w:pPr>
-        <w:jc w:val="left"/>
-      </w:pPr>
-      <w:r>
-        <w:t xml:space="preserve">        วันที่</w:t>
-      </w:r>
-    </w:p>
-    <w:p>
-      <w:pPr>
-        <w:jc w:val="left"/>
-      </w:pPr>
-    </w:p>
-    <w:p>
-      <w:pPr>
-        <w:jc w:val="left"/>
-      </w:pPr>
-    </w:p>
-    <w:p>
-      <w:pPr>
-        <w:jc w:val="left"/>
-      </w:pPr>
-    </w:p>
-    <w:p>
-      <w:pPr>
-        <w:jc w:val="left"/>
-      </w:pPr>
-    </w:p>
-    <w:p>
-      <w:pPr>
-        <w:jc w:val="left"/>
-      </w:pPr>
-    </w:p>
-    <w:p>
-      <w:pPr>
-        <w:jc w:val="left"/>
-      </w:pPr>
-    </w:p>
-    <w:p>
-      <w:pPr>
-        <w:jc w:val="left"/>
-      </w:pPr>
-    </w:p>
-    <w:p>
-      <w:pPr>
-        <w:jc w:val="left"/>
-      </w:pPr>
-    </w:p>
-    <w:p>
-      <w:pPr>
-        <w:jc w:val="left"/>
-      </w:pPr>
-    </w:p>
-    <w:p>
-      <w:pPr>
-        <w:jc w:val="left"/>
-      </w:pPr>
-    </w:p>
-    <w:p>
-      <w:pPr>
-        <w:jc w:val="left"/>
-      </w:pPr>
-    </w:p>
-    <w:p>
-      <w:pPr>
-        <w:jc w:val="center"/>
-      </w:pPr>
-      <w:r>
-        <w:t>“พลังศรัทธา พลังล่าทุจริต”</w:t>
-      </w:r>
-    </w:p>
-    <w:p>
-      <w:pPr>
-        <w:jc w:val="left"/>
-      </w:pPr>
-    </w:p>
+    <w:p/>
     <w:sectPr>
       <w:pgSz w:w="12240" w:h="15840"/>
       <w:pgMar w:top="1440" w:right="1800" w:bottom="1440" w:left="1800" w:header="720" w:footer="720" w:gutter="0"/>

--- a/assets/templates/memo-7x-timebar-secgen.docx
+++ b/assets/templates/memo-7x-timebar-secgen.docx
@@ -2,6 +2,45 @@
 <file path=word/document.xml><?xml version="1.0" encoding="utf-8"?>
 <w:document xmlns:wpc="http://schemas.microsoft.com/office/word/2010/wordprocessingCanvas" xmlns:mo="http://schemas.microsoft.com/office/mac/office/2008/main" xmlns:mc="http://schemas.openxmlformats.org/markup-compatibility/2006" xmlns:mv="urn:schemas-microsoft-com:mac:vml" xmlns:o="urn:schemas-microsoft-com:office:office" xmlns:r="http://schemas.openxmlformats.org/officeDocument/2006/relationships" xmlns:m="http://schemas.openxmlformats.org/officeDocument/2006/math" xmlns:v="urn:schemas-microsoft-com:vml" xmlns:wp14="http://schemas.microsoft.com/office/word/2010/wordprocessingDrawing" xmlns:wp="http://schemas.openxmlformats.org/drawingml/2006/wordprocessingDrawing" xmlns:w10="urn:schemas-microsoft-com:office:word" xmlns:w="http://schemas.openxmlformats.org/wordprocessingml/2006/main" xmlns:w14="http://schemas.microsoft.com/office/word/2010/wordml" xmlns:wpg="http://schemas.microsoft.com/office/word/2010/wordprocessingGroup" xmlns:wpi="http://schemas.microsoft.com/office/word/2010/wordprocessingInk" xmlns:wne="http://schemas.microsoft.com/office/word/2006/wordml" xmlns:wps="http://schemas.microsoft.com/office/word/2010/wordprocessingShape" mc:Ignorable="w14 wp14">
   <w:body>
+    <w:p>
+      <w:pPr>
+        <w:jc w:val="left"/>
+      </w:pPr>
+      <w:r>
+        <w:drawing>
+          <wp:inline xmlns:a="http://schemas.openxmlformats.org/drawingml/2006/main" xmlns:pic="http://schemas.openxmlformats.org/drawingml/2006/picture">
+            <wp:extent cx="453599" cy="503999"/>
+            <wp:docPr id="1" name="Picture 1"/>
+            <wp:cNvGraphicFramePr>
+              <a:graphicFrameLocks noChangeAspect="1"/>
+            </wp:cNvGraphicFramePr>
+            <a:graphic>
+              <a:graphicData uri="http://schemas.openxmlformats.org/drawingml/2006/picture">
+                <pic:pic>
+                  <pic:nvPicPr>
+                    <pic:cNvPr id="0" name="doc_logo.jpg"/>
+                    <pic:cNvPicPr/>
+                  </pic:nvPicPr>
+                  <pic:blipFill>
+                    <a:blip r:embed="rId9"/>
+                    <a:stretch>
+                      <a:fillRect/>
+                    </a:stretch>
+                  </pic:blipFill>
+                  <pic:spPr>
+                    <a:xfrm>
+                      <a:off x="0" y="0"/>
+                      <a:ext cx="453599" cy="503999"/>
+                    </a:xfrm>
+                    <a:prstGeom prst="rect"/>
+                  </pic:spPr>
+                </pic:pic>
+              </a:graphicData>
+            </a:graphic>
+          </wp:inline>
+        </w:drawing>
+      </w:r>
+    </w:p>
     <w:p>
       <w:r>
         <w:t>ร่าง — แม่แบบนี้ยังไม่ผ่านการตรวจถ้อยคำโดยฝ่ายเลขานุการ กก.ป.ป.ท. ห้ามใช้อ้างอิงทางราชการ</w:t>
